--- a/docs/Level1/高中英语语法切片-Level1-第15课-定冠词the.docx
+++ b/docs/Level1/高中英语语法切片-Level1-第15课-定冠词the.docx
@@ -2896,7 +2896,7 @@
           <w:sz w:val="24"/>
           <w:szCs w:val="24"/>
         </w:rPr>
-        <w:t xml:space="preserve">选择题，先圈一个。圈好了呢？</w:t>
+        <w:t xml:space="preserve">这是选择题，先定个答案。</w:t>
       </w:r>
     </w:p>
     <w:p>

--- a/docs/Level1/高中英语语法切片-Level1-第15课-定冠词the.docx
+++ b/docs/Level1/高中英语语法切片-Level1-第15课-定冠词the.docx
@@ -199,6 +199,20 @@
           <w:sz w:val="24"/>
           <w:szCs w:val="24"/>
         </w:rPr>
+        <w:t xml:space="preserve">我猜有人已经写完了，可答案不一定对。</w:t>
+      </w:r>
+    </w:p>
+    <w:p>
+      <w:pPr>
+        <w:spacing w:after="160" w:line="380"/>
+        <w:ind w:firstLine="480"/>
+      </w:pPr>
+      <w:r>
+        <w:rPr>
+          <w:rFonts w:ascii="SimSun" w:cs="SimSun" w:eastAsia="SimSun" w:hAnsi="SimSun"/>
+          <w:sz w:val="24"/>
+          <w:szCs w:val="24"/>
+        </w:rPr>
         <w:t xml:space="preserve">先自己写，写完我们对答案。写好了吗？</w:t>
       </w:r>
     </w:p>
@@ -383,6 +397,20 @@
           <w:sz w:val="24"/>
           <w:szCs w:val="24"/>
         </w:rPr>
+        <w:t xml:space="preserve">这道题很多同学会栽，你注意听。</w:t>
+      </w:r>
+    </w:p>
+    <w:p>
+      <w:pPr>
+        <w:spacing w:after="160" w:line="380"/>
+        <w:ind w:firstLine="480"/>
+      </w:pPr>
+      <w:r>
+        <w:rPr>
+          <w:rFonts w:ascii="SimSun" w:cs="SimSun" w:eastAsia="SimSun" w:hAnsi="SimSun"/>
+          <w:sz w:val="24"/>
+          <w:szCs w:val="24"/>
+        </w:rPr>
         <w:t xml:space="preserve">先自己动笔，写完对答案。写好了呢？</w:t>
       </w:r>
     </w:p>
@@ -553,6 +581,20 @@
           <w:sz w:val="24"/>
           <w:szCs w:val="24"/>
         </w:rPr>
+        <w:t xml:space="preserve">我知道有人第一反应是直接填进去。先别急。</w:t>
+      </w:r>
+    </w:p>
+    <w:p>
+      <w:pPr>
+        <w:spacing w:after="160" w:line="380"/>
+        <w:ind w:firstLine="480"/>
+      </w:pPr>
+      <w:r>
+        <w:rPr>
+          <w:rFonts w:ascii="SimSun" w:cs="SimSun" w:eastAsia="SimSun" w:hAnsi="SimSun"/>
+          <w:sz w:val="24"/>
+          <w:szCs w:val="24"/>
+        </w:rPr>
         <w:t xml:space="preserve">这一步跟上了吗？</w:t>
       </w:r>
     </w:p>
@@ -709,6 +751,20 @@
           <w:sz w:val="24"/>
           <w:szCs w:val="24"/>
         </w:rPr>
+        <w:t xml:space="preserve">这个地方我年年见人丢分。</w:t>
+      </w:r>
+    </w:p>
+    <w:p>
+      <w:pPr>
+        <w:spacing w:after="160" w:line="380"/>
+        <w:ind w:firstLine="480"/>
+      </w:pPr>
+      <w:r>
+        <w:rPr>
+          <w:rFonts w:ascii="SimSun" w:cs="SimSun" w:eastAsia="SimSun" w:hAnsi="SimSun"/>
+          <w:sz w:val="24"/>
+          <w:szCs w:val="24"/>
+        </w:rPr>
         <w:t xml:space="preserve">这道题慢慢来，写完再往下。写好了呢？</w:t>
       </w:r>
     </w:p>
@@ -879,6 +935,20 @@
           <w:sz w:val="24"/>
           <w:szCs w:val="24"/>
         </w:rPr>
+        <w:t xml:space="preserve">有的同学看到这儿就慌了。别慌。</w:t>
+      </w:r>
+    </w:p>
+    <w:p>
+      <w:pPr>
+        <w:spacing w:after="160" w:line="380"/>
+        <w:ind w:firstLine="480"/>
+      </w:pPr>
+      <w:r>
+        <w:rPr>
+          <w:rFonts w:ascii="SimSun" w:cs="SimSun" w:eastAsia="SimSun" w:hAnsi="SimSun"/>
+          <w:sz w:val="24"/>
+          <w:szCs w:val="24"/>
+        </w:rPr>
         <w:t xml:space="preserve">先自己写一个，写完我们比对。写好了呢？</w:t>
       </w:r>
     </w:p>
@@ -1035,6 +1105,20 @@
           <w:sz w:val="24"/>
           <w:szCs w:val="24"/>
         </w:rPr>
+        <w:t xml:space="preserve">我猜你心里已经有个答案了，我们看对不对。</w:t>
+      </w:r>
+    </w:p>
+    <w:p>
+      <w:pPr>
+        <w:spacing w:after="160" w:line="380"/>
+        <w:ind w:firstLine="480"/>
+      </w:pPr>
+      <w:r>
+        <w:rPr>
+          <w:rFonts w:ascii="SimSun" w:cs="SimSun" w:eastAsia="SimSun" w:hAnsi="SimSun"/>
+          <w:sz w:val="24"/>
+          <w:szCs w:val="24"/>
+        </w:rPr>
         <w:t xml:space="preserve">最后一道，你先自己找，把错的地方圈出来。圈好了吗？</w:t>
       </w:r>
     </w:p>
@@ -1850,6 +1934,20 @@
           <w:szCs w:val="24"/>
         </w:rPr>
         <w:t xml:space="preserve">题目：____________ (A / The) man standing over there is my English teacher.</w:t>
+      </w:r>
+    </w:p>
+    <w:p>
+      <w:pPr>
+        <w:spacing w:after="160" w:line="380"/>
+        <w:ind w:firstLine="480"/>
+      </w:pPr>
+      <w:r>
+        <w:rPr>
+          <w:rFonts w:ascii="SimSun" w:cs="SimSun" w:eastAsia="SimSun" w:hAnsi="SimSun"/>
+          <w:sz w:val="24"/>
+          <w:szCs w:val="24"/>
+        </w:rPr>
+        <w:t xml:space="preserve">很多同学错就错在没往下多看一眼。</w:t>
       </w:r>
     </w:p>
     <w:p>

--- a/docs/Level1/高中英语语法切片-Level1-第15课-定冠词the.docx
+++ b/docs/Level1/高中英语语法切片-Level1-第15课-定冠词the.docx
@@ -1777,7 +1777,7 @@
           <w:sz w:val="24"/>
           <w:szCs w:val="24"/>
         </w:rPr>
-        <w:t xml:space="preserve">最后我给你一个判断流程，三步走。</w:t>
+        <w:t xml:space="preserve">最后我们来看一个判断流程，三步走。</w:t>
       </w:r>
     </w:p>
     <w:p>
